--- a/repository/tsumugi-application_01.docx
+++ b/repository/tsumugi-application_01.docx
@@ -214,7 +214,7 @@
           <w:b w:val="0"/>
           <w:sz w:val="20"/>
         </w:rPr>
-        <w:t>☐ TSUMUGI Timestamp Client利用規約（0.1版）及びタイムスタンプサービス運用規程（0.1版）に同意します。</w:t>
+        <w:t>☐ TSUMUGI Timestamp Client利用規約（1.0版）及びタイムスタンプサービス運用規程（1.0版）に同意します。</w:t>
       </w:r>
     </w:p>
     <w:p>

--- a/repository/tsumugi-application_01.docx
+++ b/repository/tsumugi-application_01.docx
@@ -214,7 +214,7 @@
           <w:b w:val="0"/>
           <w:sz w:val="20"/>
         </w:rPr>
-        <w:t>☐ TSUMUGI Timestamp Client利用規約（1.0版）及びタイムスタンプサービス運用規程（1.0版）に同意します。</w:t>
+        <w:t>☐ TSUMUGI Timestamp Client利用規約（1.0版）、タイムスタンプサービス運用規程（1.0版）及びタイムスタンプサービス利用上の注意事項（1.0版）に同意します。</w:t>
       </w:r>
     </w:p>
     <w:p>
@@ -286,7 +286,7 @@
           <w:b w:val="0"/>
           <w:sz w:val="18"/>
         </w:rPr>
-        <w:t>3. 不正な利用の防止及び本サービスの利用状況の把握</w:t>
+        <w:t>3. 不正な利用の防止、不正な利用が疑われる場合の調査、及び本サービスの利用状況の把握</w:t>
       </w:r>
     </w:p>
     <w:p>
@@ -298,7 +298,7 @@
           <w:b w:val="0"/>
           <w:sz w:val="18"/>
         </w:rPr>
-        <w:t>4. 運用規程・利用規約の改訂、本ソフトウェアの新しい版、障害、失効その他重要なお知らせの連絡</w:t>
+        <w:t>4. 運用規程・利用上の注意事項・利用規約の改訂、本ソフトウェアの新しい版、障害、失効その他重要なお知らせの連絡</w:t>
       </w:r>
     </w:p>
     <w:p>
@@ -358,7 +358,7 @@
           <w:b w:val="0"/>
           <w:sz w:val="18"/>
         </w:rPr>
-        <w:t>・利用規約及び運用規程は https://tsumugilabo.github.io/repository.html で公開しています。</w:t>
+        <w:t>・利用規約、運用規程及び利用上の注意事項は https://tsumugilabo.github.io/repository.html で公開しています。</w:t>
       </w:r>
     </w:p>
     <w:sectPr>
